--- a/checklist/pages/zgody-klauzule-i-regulamin-newslettera-ui/zgody-klauzule-i-regulamin-newslettera-ui.pl.docx
+++ b/checklist/pages/zgody-klauzule-i-regulamin-newslettera-ui/zgody-klauzule-i-regulamin-newslettera-ui.pl.docx
@@ -58,7 +58,7 @@
         <w:pStyle w:val="ListBullet"/>
       </w:pPr>
       <w:r>
-        <w:t>Wyrażam zgodę na otrzymywanie informacji marketingowych drogą elektroniczną (e-mail), zgodnie z obowiązującymi przepisami i Polityką prywatności. [opcjonalne]</w:t>
+        <w:t>Wyrażam zgodę na otrzymywanie informacji marketingowych drogą elektroniczną — e-mail i SMS — w rozumieniu art. 10 ustawy o świadczeniu usług drogą elektroniczną, zgodnie z obowiązującymi przepisami i Polityką prywatności. [opcjonalne]</w:t>
       </w:r>
     </w:p>
     <w:p>
